--- a/laba3/laba3.docx
+++ b/laba3/laba3.docx
@@ -646,7 +646,7 @@
         <w:keepNext w:val="false"/>
         <w:keepLines w:val="false"/>
         <w:widowControl/>
-        <w:overflowPunct w:val="false"/>
+        <w:overflowPunct w:val="true"/>
         <w:bidi w:val="0"/>
         <w:snapToGrid w:val="true"/>
         <w:spacing w:lineRule="auto" w:line="360" w:before="0" w:after="0"/>
@@ -674,7 +674,7 @@
       <w:pPr>
         <w:pStyle w:val="Normal"/>
         <w:widowControl/>
-        <w:overflowPunct w:val="false"/>
+        <w:overflowPunct w:val="true"/>
         <w:bidi w:val="0"/>
         <w:snapToGrid w:val="true"/>
         <w:spacing w:lineRule="auto" w:line="360" w:before="0" w:after="0"/>
@@ -705,7 +705,7 @@
         <w:pageBreakBefore w:val="false"/>
         <w:widowControl/>
         <w:suppressLineNumbers w:val="0"/>
-        <w:overflowPunct w:val="false"/>
+        <w:overflowPunct w:val="true"/>
         <w:bidi w:val="0"/>
         <w:snapToGrid w:val="true"/>
         <w:spacing w:lineRule="auto" w:line="360" w:before="0" w:after="0"/>
@@ -1327,7 +1327,7 @@
     <w:p>
       <w:pPr>
         <w:pStyle w:val="Normal"/>
-        <w:overflowPunct w:val="false"/>
+        <w:overflowPunct w:val="true"/>
         <w:snapToGrid w:val="true"/>
         <w:spacing w:lineRule="auto" w:line="360" w:before="0" w:after="0"/>
         <w:ind w:left="0"/>
@@ -1354,7 +1354,7 @@
         <w:keepLines w:val="false"/>
         <w:pageBreakBefore w:val="false"/>
         <w:widowControl/>
-        <w:overflowPunct w:val="false"/>
+        <w:overflowPunct w:val="true"/>
         <w:bidi w:val="0"/>
         <w:snapToGrid w:val="true"/>
         <w:spacing w:lineRule="auto" w:line="360" w:before="0" w:after="0"/>
@@ -1384,7 +1384,7 @@
         <w:keepLines w:val="false"/>
         <w:pageBreakBefore w:val="false"/>
         <w:widowControl/>
-        <w:overflowPunct w:val="false"/>
+        <w:overflowPunct w:val="true"/>
         <w:bidi w:val="0"/>
         <w:snapToGrid w:val="true"/>
         <w:spacing w:lineRule="auto" w:line="360" w:before="0" w:after="0"/>
@@ -1414,7 +1414,7 @@
         <w:keepLines w:val="false"/>
         <w:pageBreakBefore w:val="false"/>
         <w:widowControl/>
-        <w:overflowPunct w:val="false"/>
+        <w:overflowPunct w:val="true"/>
         <w:bidi w:val="0"/>
         <w:snapToGrid w:val="true"/>
         <w:spacing w:lineRule="auto" w:line="360" w:before="0" w:after="0"/>
@@ -4524,7 +4524,7 @@
     <w:p>
       <w:pPr>
         <w:pStyle w:val="Normal"/>
-        <w:overflowPunct w:val="false"/>
+        <w:overflowPunct w:val="true"/>
         <w:snapToGrid w:val="true"/>
         <w:spacing w:lineRule="auto" w:line="360" w:before="0" w:after="0"/>
         <w:jc w:val="both"/>
@@ -4547,7 +4547,7 @@
     <w:p>
       <w:pPr>
         <w:pStyle w:val="Normal"/>
-        <w:overflowPunct w:val="false"/>
+        <w:overflowPunct w:val="true"/>
         <w:snapToGrid w:val="true"/>
         <w:spacing w:lineRule="auto" w:line="360" w:before="0" w:after="0"/>
         <w:jc w:val="both"/>
@@ -4565,7 +4565,7 @@
           <w:szCs w:val="28"/>
         </w:rPr>
         <w:drawing>
-          <wp:anchor behindDoc="0" distT="0" distB="0" distL="0" distR="0" simplePos="0" locked="0" layoutInCell="0" allowOverlap="1" relativeHeight="51">
+          <wp:anchor behindDoc="0" distT="0" distB="0" distL="0" distR="0" simplePos="0" locked="0" layoutInCell="0" allowOverlap="1" relativeHeight="49">
             <wp:simplePos x="0" y="0"/>
             <wp:positionH relativeFrom="column">
               <wp:align>center</wp:align>
@@ -4664,7 +4664,7 @@
       <w:r>
         <w:rPr/>
         <w:drawing>
-          <wp:anchor behindDoc="0" distT="0" distB="0" distL="0" distR="0" simplePos="0" locked="0" layoutInCell="0" allowOverlap="1" relativeHeight="52">
+          <wp:anchor behindDoc="0" distT="0" distB="0" distL="0" distR="0" simplePos="0" locked="0" layoutInCell="0" allowOverlap="1" relativeHeight="50">
             <wp:simplePos x="0" y="0"/>
             <wp:positionH relativeFrom="column">
               <wp:align>center</wp:align>
@@ -4731,7 +4731,7 @@
           <w:szCs w:val="28"/>
         </w:rPr>
         <w:drawing>
-          <wp:anchor behindDoc="0" distT="0" distB="0" distL="0" distR="0" simplePos="0" locked="0" layoutInCell="0" allowOverlap="1" relativeHeight="63">
+          <wp:anchor behindDoc="0" distT="0" distB="0" distL="0" distR="0" simplePos="0" locked="0" layoutInCell="0" allowOverlap="1" relativeHeight="61">
             <wp:simplePos x="0" y="0"/>
             <wp:positionH relativeFrom="column">
               <wp:align>center</wp:align>
@@ -4798,7 +4798,7 @@
           <w:szCs w:val="28"/>
         </w:rPr>
         <w:drawing>
-          <wp:anchor behindDoc="0" distT="0" distB="0" distL="0" distR="0" simplePos="0" locked="0" layoutInCell="0" allowOverlap="1" relativeHeight="64">
+          <wp:anchor behindDoc="0" distT="0" distB="0" distL="0" distR="0" simplePos="0" locked="0" layoutInCell="0" allowOverlap="1" relativeHeight="62">
             <wp:simplePos x="0" y="0"/>
             <wp:positionH relativeFrom="column">
               <wp:align>center</wp:align>
@@ -4863,9 +4863,14 @@
         </w:rPr>
       </w:pPr>
       <w:r>
-        <w:rPr/>
+        <w:rPr>
+          <w:rFonts w:eastAsia="Times New Roman" w:cs="Times New Roman" w:ascii="Times New Roman" w:hAnsi="Times New Roman"/>
+          <w:sz w:val="28"/>
+          <w:szCs w:val="28"/>
+          <w:lang w:eastAsia="ru-RU"/>
+        </w:rPr>
         <w:drawing>
-          <wp:anchor behindDoc="0" distT="0" distB="0" distL="0" distR="0" simplePos="0" locked="0" layoutInCell="0" allowOverlap="1" relativeHeight="73">
+          <wp:anchor behindDoc="0" distT="0" distB="0" distL="0" distR="0" simplePos="0" locked="0" layoutInCell="0" allowOverlap="1" relativeHeight="71">
             <wp:simplePos x="0" y="0"/>
             <wp:positionH relativeFrom="column">
               <wp:align>center</wp:align>
@@ -4930,7 +4935,12 @@
         </w:rPr>
       </w:pPr>
       <w:r>
-        <w:rPr/>
+        <w:rPr>
+          <w:rFonts w:eastAsia="Times New Roman" w:cs="Times New Roman" w:ascii="Times New Roman" w:hAnsi="Times New Roman"/>
+          <w:sz w:val="28"/>
+          <w:szCs w:val="28"/>
+          <w:lang w:eastAsia="ru-RU"/>
+        </w:rPr>
       </w:r>
     </w:p>
     <w:p>
@@ -5133,7 +5143,7 @@
           <w:lang w:eastAsia="ru-RU"/>
         </w:rPr>
         <w:drawing>
-          <wp:anchor behindDoc="0" distT="0" distB="0" distL="0" distR="0" simplePos="0" locked="0" layoutInCell="0" allowOverlap="1" relativeHeight="54">
+          <wp:anchor behindDoc="0" distT="0" distB="0" distL="0" distR="0" simplePos="0" locked="0" layoutInCell="0" allowOverlap="1" relativeHeight="52">
             <wp:simplePos x="0" y="0"/>
             <wp:positionH relativeFrom="column">
               <wp:align>center</wp:align>
@@ -5200,7 +5210,7 @@
           <w:szCs w:val="28"/>
         </w:rPr>
         <w:drawing>
-          <wp:anchor behindDoc="0" distT="0" distB="0" distL="0" distR="0" simplePos="0" locked="0" layoutInCell="0" allowOverlap="1" relativeHeight="53">
+          <wp:anchor behindDoc="0" distT="0" distB="0" distL="0" distR="0" simplePos="0" locked="0" layoutInCell="0" allowOverlap="1" relativeHeight="51">
             <wp:simplePos x="0" y="0"/>
             <wp:positionH relativeFrom="column">
               <wp:align>center</wp:align>
@@ -5597,7 +5607,7 @@
           <w:szCs w:val="28"/>
         </w:rPr>
         <w:drawing>
-          <wp:anchor behindDoc="0" distT="0" distB="0" distL="0" distR="0" simplePos="0" locked="0" layoutInCell="0" allowOverlap="1" relativeHeight="65">
+          <wp:anchor behindDoc="0" distT="0" distB="0" distL="0" distR="0" simplePos="0" locked="0" layoutInCell="0" allowOverlap="1" relativeHeight="63">
             <wp:simplePos x="0" y="0"/>
             <wp:positionH relativeFrom="column">
               <wp:align>center</wp:align>
@@ -5664,7 +5674,7 @@
           <w:szCs w:val="28"/>
         </w:rPr>
         <w:drawing>
-          <wp:anchor behindDoc="0" distT="0" distB="0" distL="0" distR="0" simplePos="0" locked="0" layoutInCell="0" allowOverlap="1" relativeHeight="55">
+          <wp:anchor behindDoc="0" distT="0" distB="0" distL="0" distR="0" simplePos="0" locked="0" layoutInCell="0" allowOverlap="1" relativeHeight="53">
             <wp:simplePos x="0" y="0"/>
             <wp:positionH relativeFrom="column">
               <wp:align>center</wp:align>
@@ -5853,7 +5863,7 @@
           <w:lang w:eastAsia="ru-RU"/>
         </w:rPr>
         <w:drawing>
-          <wp:anchor behindDoc="0" distT="0" distB="0" distL="0" distR="0" simplePos="0" locked="0" layoutInCell="0" allowOverlap="1" relativeHeight="56">
+          <wp:anchor behindDoc="0" distT="0" distB="0" distL="0" distR="0" simplePos="0" locked="0" layoutInCell="0" allowOverlap="1" relativeHeight="54">
             <wp:simplePos x="0" y="0"/>
             <wp:positionH relativeFrom="column">
               <wp:align>center</wp:align>
@@ -6078,7 +6088,7 @@
           <w:lang w:eastAsia="ru-RU"/>
         </w:rPr>
         <w:drawing>
-          <wp:anchor behindDoc="0" distT="0" distB="0" distL="0" distR="0" simplePos="0" locked="0" layoutInCell="0" allowOverlap="1" relativeHeight="57">
+          <wp:anchor behindDoc="0" distT="0" distB="0" distL="0" distR="0" simplePos="0" locked="0" layoutInCell="0" allowOverlap="1" relativeHeight="55">
             <wp:simplePos x="0" y="0"/>
             <wp:positionH relativeFrom="column">
               <wp:align>center</wp:align>
@@ -6137,9 +6147,15 @@
         </w:rPr>
       </w:pPr>
       <w:r>
-        <w:rPr/>
+        <w:rPr>
+          <w:rFonts w:cs="Times New Roman" w:ascii="Times New Roman" w:hAnsi="Times New Roman"/>
+          <w:b/>
+          <w:bCs/>
+          <w:sz w:val="28"/>
+          <w:szCs w:val="28"/>
+        </w:rPr>
         <w:drawing>
-          <wp:anchor behindDoc="0" distT="0" distB="0" distL="0" distR="0" simplePos="0" locked="0" layoutInCell="0" allowOverlap="1" relativeHeight="58">
+          <wp:anchor behindDoc="0" distT="0" distB="0" distL="0" distR="0" simplePos="0" locked="0" layoutInCell="0" allowOverlap="1" relativeHeight="56">
             <wp:simplePos x="0" y="0"/>
             <wp:positionH relativeFrom="column">
               <wp:align>center</wp:align>
@@ -6204,7 +6220,12 @@
         </w:rPr>
       </w:pPr>
       <w:r>
-        <w:rPr/>
+        <w:rPr>
+          <w:rFonts w:eastAsia="Times New Roman" w:cs="Times New Roman" w:ascii="Times New Roman" w:hAnsi="Times New Roman"/>
+          <w:sz w:val="28"/>
+          <w:szCs w:val="28"/>
+          <w:lang w:eastAsia="ru-RU"/>
+        </w:rPr>
       </w:r>
     </w:p>
     <w:p>
@@ -6226,7 +6247,12 @@
         </w:rPr>
       </w:pPr>
       <w:r>
-        <w:rPr/>
+        <w:rPr>
+          <w:rFonts w:eastAsia="Times New Roman" w:cs="Times New Roman" w:ascii="Times New Roman" w:hAnsi="Times New Roman"/>
+          <w:sz w:val="28"/>
+          <w:szCs w:val="28"/>
+          <w:lang w:eastAsia="ru-RU"/>
+        </w:rPr>
       </w:r>
     </w:p>
     <w:p>
@@ -6248,7 +6274,12 @@
         </w:rPr>
       </w:pPr>
       <w:r>
-        <w:rPr/>
+        <w:rPr>
+          <w:rFonts w:eastAsia="Times New Roman" w:cs="Times New Roman" w:ascii="Times New Roman" w:hAnsi="Times New Roman"/>
+          <w:sz w:val="28"/>
+          <w:szCs w:val="28"/>
+          <w:lang w:eastAsia="ru-RU"/>
+        </w:rPr>
       </w:r>
     </w:p>
     <w:p>
@@ -6270,9 +6301,14 @@
         </w:rPr>
       </w:pPr>
       <w:r>
-        <w:rPr/>
+        <w:rPr>
+          <w:rFonts w:eastAsia="Times New Roman" w:cs="Times New Roman" w:ascii="Times New Roman" w:hAnsi="Times New Roman"/>
+          <w:sz w:val="28"/>
+          <w:szCs w:val="28"/>
+          <w:lang w:eastAsia="ru-RU"/>
+        </w:rPr>
         <w:drawing>
-          <wp:anchor behindDoc="0" distT="0" distB="0" distL="0" distR="0" simplePos="0" locked="0" layoutInCell="0" allowOverlap="1" relativeHeight="67">
+          <wp:anchor behindDoc="0" distT="0" distB="0" distL="0" distR="0" simplePos="0" locked="0" layoutInCell="0" allowOverlap="1" relativeHeight="65">
             <wp:simplePos x="0" y="0"/>
             <wp:positionH relativeFrom="column">
               <wp:align>center</wp:align>
@@ -6337,9 +6373,14 @@
         </w:rPr>
       </w:pPr>
       <w:r>
-        <w:rPr/>
+        <w:rPr>
+          <w:rFonts w:eastAsia="Times New Roman" w:cs="Times New Roman" w:ascii="Times New Roman" w:hAnsi="Times New Roman"/>
+          <w:sz w:val="28"/>
+          <w:szCs w:val="28"/>
+          <w:lang w:eastAsia="ru-RU"/>
+        </w:rPr>
         <w:drawing>
-          <wp:anchor behindDoc="0" distT="0" distB="0" distL="0" distR="0" simplePos="0" locked="0" layoutInCell="0" allowOverlap="1" relativeHeight="66">
+          <wp:anchor behindDoc="0" distT="0" distB="0" distL="0" distR="0" simplePos="0" locked="0" layoutInCell="0" allowOverlap="1" relativeHeight="64">
             <wp:simplePos x="0" y="0"/>
             <wp:positionH relativeFrom="column">
               <wp:align>center</wp:align>
@@ -6695,7 +6736,7 @@
           <w:szCs w:val="28"/>
         </w:rPr>
         <w:drawing>
-          <wp:anchor behindDoc="0" distT="0" distB="0" distL="0" distR="0" simplePos="0" locked="0" layoutInCell="0" allowOverlap="1" relativeHeight="59">
+          <wp:anchor behindDoc="0" distT="0" distB="0" distL="0" distR="0" simplePos="0" locked="0" layoutInCell="0" allowOverlap="1" relativeHeight="57">
             <wp:simplePos x="0" y="0"/>
             <wp:positionH relativeFrom="column">
               <wp:align>center</wp:align>
@@ -6762,7 +6803,7 @@
           <w:szCs w:val="28"/>
         </w:rPr>
         <w:drawing>
-          <wp:anchor behindDoc="0" distT="0" distB="0" distL="0" distR="0" simplePos="0" locked="0" layoutInCell="0" allowOverlap="1" relativeHeight="60">
+          <wp:anchor behindDoc="0" distT="0" distB="0" distL="0" distR="0" simplePos="0" locked="0" layoutInCell="0" allowOverlap="1" relativeHeight="58">
             <wp:simplePos x="0" y="0"/>
             <wp:positionH relativeFrom="column">
               <wp:align>center</wp:align>
@@ -6856,7 +6897,7 @@
           <w:szCs w:val="28"/>
         </w:rPr>
         <w:drawing>
-          <wp:anchor behindDoc="0" distT="0" distB="0" distL="0" distR="0" simplePos="0" locked="0" layoutInCell="0" allowOverlap="1" relativeHeight="61">
+          <wp:anchor behindDoc="0" distT="0" distB="0" distL="0" distR="0" simplePos="0" locked="0" layoutInCell="0" allowOverlap="1" relativeHeight="59">
             <wp:simplePos x="0" y="0"/>
             <wp:positionH relativeFrom="column">
               <wp:align>center</wp:align>
@@ -6923,7 +6964,7 @@
           <w:szCs w:val="28"/>
         </w:rPr>
         <w:drawing>
-          <wp:anchor behindDoc="0" distT="0" distB="0" distL="0" distR="0" simplePos="0" locked="0" layoutInCell="0" allowOverlap="1" relativeHeight="62">
+          <wp:anchor behindDoc="0" distT="0" distB="0" distL="0" distR="0" simplePos="0" locked="0" layoutInCell="0" allowOverlap="1" relativeHeight="60">
             <wp:simplePos x="0" y="0"/>
             <wp:positionH relativeFrom="column">
               <wp:align>center</wp:align>
@@ -7254,7 +7295,7 @@
           <w:szCs w:val="28"/>
         </w:rPr>
         <w:drawing>
-          <wp:anchor behindDoc="0" distT="0" distB="0" distL="0" distR="0" simplePos="0" locked="0" layoutInCell="0" allowOverlap="1" relativeHeight="68">
+          <wp:anchor behindDoc="0" distT="0" distB="0" distL="0" distR="0" simplePos="0" locked="0" layoutInCell="0" allowOverlap="1" relativeHeight="66">
             <wp:simplePos x="0" y="0"/>
             <wp:positionH relativeFrom="column">
               <wp:align>center</wp:align>
@@ -7321,7 +7362,7 @@
           <w:szCs w:val="28"/>
         </w:rPr>
         <w:drawing>
-          <wp:anchor behindDoc="0" distT="0" distB="0" distL="0" distR="0" simplePos="0" locked="0" layoutInCell="0" allowOverlap="1" relativeHeight="69">
+          <wp:anchor behindDoc="0" distT="0" distB="0" distL="0" distR="0" simplePos="0" locked="0" layoutInCell="0" allowOverlap="1" relativeHeight="67">
             <wp:simplePos x="0" y="0"/>
             <wp:positionH relativeFrom="column">
               <wp:align>center</wp:align>
@@ -7388,7 +7429,7 @@
           <w:szCs w:val="28"/>
         </w:rPr>
         <w:drawing>
-          <wp:anchor behindDoc="0" distT="0" distB="0" distL="0" distR="0" simplePos="0" locked="0" layoutInCell="0" allowOverlap="1" relativeHeight="72">
+          <wp:anchor behindDoc="0" distT="0" distB="0" distL="0" distR="0" simplePos="0" locked="0" layoutInCell="0" allowOverlap="1" relativeHeight="70">
             <wp:simplePos x="0" y="0"/>
             <wp:positionH relativeFrom="column">
               <wp:align>center</wp:align>
@@ -7455,7 +7496,7 @@
           <w:szCs w:val="28"/>
         </w:rPr>
         <w:drawing>
-          <wp:anchor behindDoc="0" distT="0" distB="0" distL="0" distR="0" simplePos="0" locked="0" layoutInCell="0" allowOverlap="1" relativeHeight="70">
+          <wp:anchor behindDoc="0" distT="0" distB="0" distL="0" distR="0" simplePos="0" locked="0" layoutInCell="0" allowOverlap="1" relativeHeight="68">
             <wp:simplePos x="0" y="0"/>
             <wp:positionH relativeFrom="column">
               <wp:align>center</wp:align>
@@ -7522,7 +7563,7 @@
           <w:szCs w:val="28"/>
         </w:rPr>
         <w:drawing>
-          <wp:anchor behindDoc="0" distT="0" distB="0" distL="0" distR="0" simplePos="0" locked="0" layoutInCell="0" allowOverlap="1" relativeHeight="71">
+          <wp:anchor behindDoc="0" distT="0" distB="0" distL="0" distR="0" simplePos="0" locked="0" layoutInCell="0" allowOverlap="1" relativeHeight="69">
             <wp:simplePos x="0" y="0"/>
             <wp:positionH relativeFrom="column">
               <wp:align>center</wp:align>
@@ -8383,7 +8424,7 @@
         <w:pageBreakBefore w:val="false"/>
         <w:widowControl/>
         <w:suppressLineNumbers w:val="0"/>
-        <w:overflowPunct w:val="false"/>
+        <w:overflowPunct w:val="true"/>
         <w:bidi w:val="0"/>
         <w:snapToGrid w:val="true"/>
         <w:spacing w:lineRule="auto" w:line="360" w:before="0" w:after="0"/>
@@ -8456,7 +8497,7 @@
       <mc:AlternateContent>
         <mc:Choice Requires="wps">
           <w:drawing>
-            <wp:anchor behindDoc="1" distT="0" distB="0" distL="0" distR="0" simplePos="0" locked="0" layoutInCell="0" allowOverlap="1" relativeHeight="47">
+            <wp:anchor behindDoc="1" distT="0" distB="0" distL="0" distR="0" simplePos="0" locked="0" layoutInCell="0" allowOverlap="1" relativeHeight="72">
               <wp:simplePos x="0" y="0"/>
               <wp:positionH relativeFrom="margin">
                 <wp:align>center</wp:align>
@@ -8580,7 +8621,7 @@
       <mc:AlternateContent>
         <mc:Choice Requires="wps">
           <w:drawing>
-            <wp:anchor behindDoc="1" distT="0" distB="0" distL="0" distR="0" simplePos="0" locked="0" layoutInCell="0" allowOverlap="1" relativeHeight="47">
+            <wp:anchor behindDoc="1" distT="0" distB="0" distL="0" distR="0" simplePos="0" locked="0" layoutInCell="0" allowOverlap="1" relativeHeight="72">
               <wp:simplePos x="0" y="0"/>
               <wp:positionH relativeFrom="margin">
                 <wp:align>center</wp:align>
@@ -8719,7 +8760,7 @@
       <mc:AlternateContent>
         <mc:Choice Requires="wps">
           <w:drawing>
-            <wp:anchor behindDoc="1" distT="0" distB="0" distL="0" distR="0" simplePos="0" locked="0" layoutInCell="0" allowOverlap="1" relativeHeight="44">
+            <wp:anchor behindDoc="1" distT="0" distB="0" distL="0" distR="0" simplePos="0" locked="0" layoutInCell="0" allowOverlap="1" relativeHeight="43">
               <wp:simplePos x="0" y="0"/>
               <wp:positionH relativeFrom="margin">
                 <wp:align>center</wp:align>
@@ -9325,6 +9366,7 @@
         </w:tabs>
         <w:ind w:left="1080" w:hanging="360"/>
       </w:pPr>
+      <w:rPr/>
     </w:lvl>
     <w:lvl w:ilvl="2">
       <w:start w:val="1"/>
@@ -9337,6 +9379,7 @@
         </w:tabs>
         <w:ind w:left="1440" w:hanging="360"/>
       </w:pPr>
+      <w:rPr/>
     </w:lvl>
     <w:lvl w:ilvl="3">
       <w:start w:val="1"/>
@@ -9349,6 +9392,7 @@
         </w:tabs>
         <w:ind w:left="1800" w:hanging="360"/>
       </w:pPr>
+      <w:rPr/>
     </w:lvl>
     <w:lvl w:ilvl="4">
       <w:start w:val="1"/>
@@ -9361,6 +9405,7 @@
         </w:tabs>
         <w:ind w:left="2160" w:hanging="360"/>
       </w:pPr>
+      <w:rPr/>
     </w:lvl>
     <w:lvl w:ilvl="5">
       <w:start w:val="1"/>
@@ -9373,6 +9418,7 @@
         </w:tabs>
         <w:ind w:left="2520" w:hanging="360"/>
       </w:pPr>
+      <w:rPr/>
     </w:lvl>
     <w:lvl w:ilvl="6">
       <w:start w:val="1"/>
@@ -9385,6 +9431,7 @@
         </w:tabs>
         <w:ind w:left="2880" w:hanging="360"/>
       </w:pPr>
+      <w:rPr/>
     </w:lvl>
     <w:lvl w:ilvl="7">
       <w:start w:val="1"/>
@@ -9397,6 +9444,7 @@
         </w:tabs>
         <w:ind w:left="3240" w:hanging="360"/>
       </w:pPr>
+      <w:rPr/>
     </w:lvl>
     <w:lvl w:ilvl="8">
       <w:start w:val="1"/>
@@ -9409,6 +9457,7 @@
         </w:tabs>
         <w:ind w:left="3600" w:hanging="360"/>
       </w:pPr>
+      <w:rPr/>
     </w:lvl>
   </w:abstractNum>
   <w:abstractNum w:abstractNumId="5">
@@ -9575,6 +9624,7 @@
         </w:tabs>
         <w:ind w:left="1080" w:hanging="360"/>
       </w:pPr>
+      <w:rPr/>
     </w:lvl>
     <w:lvl w:ilvl="2">
       <w:start w:val="1"/>
@@ -9587,6 +9637,7 @@
         </w:tabs>
         <w:ind w:left="1440" w:hanging="360"/>
       </w:pPr>
+      <w:rPr/>
     </w:lvl>
     <w:lvl w:ilvl="3">
       <w:start w:val="1"/>
@@ -9599,6 +9650,7 @@
         </w:tabs>
         <w:ind w:left="1800" w:hanging="360"/>
       </w:pPr>
+      <w:rPr/>
     </w:lvl>
     <w:lvl w:ilvl="4">
       <w:start w:val="1"/>
@@ -9611,6 +9663,7 @@
         </w:tabs>
         <w:ind w:left="2160" w:hanging="360"/>
       </w:pPr>
+      <w:rPr/>
     </w:lvl>
     <w:lvl w:ilvl="5">
       <w:start w:val="1"/>
@@ -9623,6 +9676,7 @@
         </w:tabs>
         <w:ind w:left="2520" w:hanging="360"/>
       </w:pPr>
+      <w:rPr/>
     </w:lvl>
     <w:lvl w:ilvl="6">
       <w:start w:val="1"/>
@@ -9635,6 +9689,7 @@
         </w:tabs>
         <w:ind w:left="2880" w:hanging="360"/>
       </w:pPr>
+      <w:rPr/>
     </w:lvl>
     <w:lvl w:ilvl="7">
       <w:start w:val="1"/>
@@ -9647,6 +9702,7 @@
         </w:tabs>
         <w:ind w:left="3240" w:hanging="360"/>
       </w:pPr>
+      <w:rPr/>
     </w:lvl>
     <w:lvl w:ilvl="8">
       <w:start w:val="1"/>
@@ -9659,6 +9715,7 @@
         </w:tabs>
         <w:ind w:left="3600" w:hanging="360"/>
       </w:pPr>
+      <w:rPr/>
     </w:lvl>
   </w:abstractNum>
   <w:abstractNum w:abstractNumId="7">
@@ -9825,6 +9882,7 @@
         </w:tabs>
         <w:ind w:left="1080" w:hanging="360"/>
       </w:pPr>
+      <w:rPr/>
     </w:lvl>
     <w:lvl w:ilvl="2">
       <w:start w:val="1"/>
@@ -9837,6 +9895,7 @@
         </w:tabs>
         <w:ind w:left="1440" w:hanging="360"/>
       </w:pPr>
+      <w:rPr/>
     </w:lvl>
     <w:lvl w:ilvl="3">
       <w:start w:val="1"/>
@@ -9849,6 +9908,7 @@
         </w:tabs>
         <w:ind w:left="1800" w:hanging="360"/>
       </w:pPr>
+      <w:rPr/>
     </w:lvl>
     <w:lvl w:ilvl="4">
       <w:start w:val="1"/>
@@ -9861,6 +9921,7 @@
         </w:tabs>
         <w:ind w:left="2160" w:hanging="360"/>
       </w:pPr>
+      <w:rPr/>
     </w:lvl>
     <w:lvl w:ilvl="5">
       <w:start w:val="1"/>
@@ -9873,6 +9934,7 @@
         </w:tabs>
         <w:ind w:left="2520" w:hanging="360"/>
       </w:pPr>
+      <w:rPr/>
     </w:lvl>
     <w:lvl w:ilvl="6">
       <w:start w:val="1"/>
@@ -9885,6 +9947,7 @@
         </w:tabs>
         <w:ind w:left="2880" w:hanging="360"/>
       </w:pPr>
+      <w:rPr/>
     </w:lvl>
     <w:lvl w:ilvl="7">
       <w:start w:val="1"/>
@@ -9897,6 +9960,7 @@
         </w:tabs>
         <w:ind w:left="3240" w:hanging="360"/>
       </w:pPr>
+      <w:rPr/>
     </w:lvl>
     <w:lvl w:ilvl="8">
       <w:start w:val="1"/>
@@ -9909,6 +9973,7 @@
         </w:tabs>
         <w:ind w:left="3600" w:hanging="360"/>
       </w:pPr>
+      <w:rPr/>
     </w:lvl>
   </w:abstractNum>
   <w:abstractNum w:abstractNumId="9">
@@ -10075,6 +10140,7 @@
         </w:tabs>
         <w:ind w:left="1080" w:hanging="360"/>
       </w:pPr>
+      <w:rPr/>
     </w:lvl>
     <w:lvl w:ilvl="2">
       <w:start w:val="1"/>
@@ -10087,6 +10153,7 @@
         </w:tabs>
         <w:ind w:left="1440" w:hanging="360"/>
       </w:pPr>
+      <w:rPr/>
     </w:lvl>
     <w:lvl w:ilvl="3">
       <w:start w:val="1"/>
@@ -10099,6 +10166,7 @@
         </w:tabs>
         <w:ind w:left="1800" w:hanging="360"/>
       </w:pPr>
+      <w:rPr/>
     </w:lvl>
     <w:lvl w:ilvl="4">
       <w:start w:val="1"/>
@@ -10111,6 +10179,7 @@
         </w:tabs>
         <w:ind w:left="2160" w:hanging="360"/>
       </w:pPr>
+      <w:rPr/>
     </w:lvl>
     <w:lvl w:ilvl="5">
       <w:start w:val="1"/>
@@ -10123,6 +10192,7 @@
         </w:tabs>
         <w:ind w:left="2520" w:hanging="360"/>
       </w:pPr>
+      <w:rPr/>
     </w:lvl>
     <w:lvl w:ilvl="6">
       <w:start w:val="1"/>
@@ -10135,6 +10205,7 @@
         </w:tabs>
         <w:ind w:left="2880" w:hanging="360"/>
       </w:pPr>
+      <w:rPr/>
     </w:lvl>
     <w:lvl w:ilvl="7">
       <w:start w:val="1"/>
@@ -10147,6 +10218,7 @@
         </w:tabs>
         <w:ind w:left="3240" w:hanging="360"/>
       </w:pPr>
+      <w:rPr/>
     </w:lvl>
     <w:lvl w:ilvl="8">
       <w:start w:val="1"/>
@@ -10159,6 +10231,7 @@
         </w:tabs>
         <w:ind w:left="3600" w:hanging="360"/>
       </w:pPr>
+      <w:rPr/>
     </w:lvl>
   </w:abstractNum>
   <w:abstractNum w:abstractNumId="11">
@@ -10325,6 +10398,7 @@
         </w:tabs>
         <w:ind w:left="1080" w:hanging="360"/>
       </w:pPr>
+      <w:rPr/>
     </w:lvl>
     <w:lvl w:ilvl="2">
       <w:start w:val="1"/>
@@ -10337,6 +10411,7 @@
         </w:tabs>
         <w:ind w:left="1440" w:hanging="360"/>
       </w:pPr>
+      <w:rPr/>
     </w:lvl>
     <w:lvl w:ilvl="3">
       <w:start w:val="1"/>
@@ -10349,6 +10424,7 @@
         </w:tabs>
         <w:ind w:left="1800" w:hanging="360"/>
       </w:pPr>
+      <w:rPr/>
     </w:lvl>
     <w:lvl w:ilvl="4">
       <w:start w:val="1"/>
@@ -10361,6 +10437,7 @@
         </w:tabs>
         <w:ind w:left="2160" w:hanging="360"/>
       </w:pPr>
+      <w:rPr/>
     </w:lvl>
     <w:lvl w:ilvl="5">
       <w:start w:val="1"/>
@@ -10373,6 +10450,7 @@
         </w:tabs>
         <w:ind w:left="2520" w:hanging="360"/>
       </w:pPr>
+      <w:rPr/>
     </w:lvl>
     <w:lvl w:ilvl="6">
       <w:start w:val="1"/>
@@ -10385,6 +10463,7 @@
         </w:tabs>
         <w:ind w:left="2880" w:hanging="360"/>
       </w:pPr>
+      <w:rPr/>
     </w:lvl>
     <w:lvl w:ilvl="7">
       <w:start w:val="1"/>
@@ -10397,6 +10476,7 @@
         </w:tabs>
         <w:ind w:left="3240" w:hanging="360"/>
       </w:pPr>
+      <w:rPr/>
     </w:lvl>
     <w:lvl w:ilvl="8">
       <w:start w:val="1"/>
@@ -10409,6 +10489,7 @@
         </w:tabs>
         <w:ind w:left="3600" w:hanging="360"/>
       </w:pPr>
+      <w:rPr/>
     </w:lvl>
   </w:abstractNum>
   <w:abstractNum w:abstractNumId="13">
